--- a/courts/eighth-circuit/arkansas/state/supreme-court/petition-for-rehearing/usage/OUTPUT-petition-for-rehearing.docx
+++ b/courts/eighth-circuit/arkansas/state/supreme-court/petition-for-rehearing/usage/OUTPUT-petition-for-rehearing.docx
@@ -1670,7 +1670,7 @@
         <w:t xml:space="preserve"> </w:t>
       </w:r>
       <w:r>
-        <w:t xml:space="preserve">“inherent authority . . . exists irrespective of”</w:t>
+        <w:t xml:space="preserve">“inherent authority ⁠. ⁠. ⁠. exists irrespective of”</w:t>
       </w:r>
       <w:r>
         <w:t xml:space="preserve"> </w:t>
@@ -1923,19 +1923,7 @@
         <w:t xml:space="preserve"> </w:t>
       </w:r>
       <w:r>
-        <w:t xml:space="preserve">under Arkansas Code Annotated § 25</w:t>
-      </w:r>
-      <w:r>
-        <w:noBreakHyphen/>
-      </w:r>
-      <w:r>
-        <w:t xml:space="preserve">16</w:t>
-      </w:r>
-      <w:r>
-        <w:noBreakHyphen/>
-      </w:r>
-      <w:r>
-        <w:t xml:space="preserve">711? There is no need for factfinding to answer that question. And even if the Court reaches Appellants’ backup argument that there is no qualifying</w:t>
+        <w:t xml:space="preserve">under Arkansas Code Annotated § 25-⁠16-⁠711? There is no need for factfinding to answer that question. And even if the Court reaches Appellants’ backup argument that there is no qualifying</w:t>
       </w:r>
       <w:r>
         <w:t xml:space="preserve"> </w:t>
@@ -1947,19 +1935,7 @@
         <w:t xml:space="preserve"> </w:t>
       </w:r>
       <w:r>
-        <w:t xml:space="preserve">between the Board and the Attorney General under § 25</w:t>
-      </w:r>
-      <w:r>
-        <w:noBreakHyphen/>
-      </w:r>
-      <w:r>
-        <w:t xml:space="preserve">16</w:t>
-      </w:r>
-      <w:r>
-        <w:noBreakHyphen/>
-      </w:r>
-      <w:r>
-        <w:t xml:space="preserve">711, there are no disputed material facts.</w:t>
+        <w:t xml:space="preserve">between the Board and the Attorney General under § 25-⁠16-⁠711, there are no disputed material facts.</w:t>
       </w:r>
     </w:p>
     <w:p>
@@ -3942,6 +3918,33 @@
     <w:pPr>
       <w:spacing w:before="0" w:after="0" w:line="644" w:lineRule="exact"/>
       <w:ind w:left="2160" w:hanging="720"/>
+    </w:pPr>
+  </w:style>
+  <w:style w:type="paragraph" w:customStyle="1" w:styleId="XdQuoteList1">
+    <w:name w:val="Xd Quote List 1"/>
+    <w:basedOn w:val="Normal"/>
+    <w:qFormat/>
+    <w:pPr>
+      <w:spacing w:before="0" w:after="0" w:line="322" w:lineRule="exact"/>
+      <w:ind w:left="1440" w:right="720" w:hanging="720"/>
+    </w:pPr>
+  </w:style>
+  <w:style w:type="paragraph" w:customStyle="1" w:styleId="XdQuoteList2">
+    <w:name w:val="Xd Quote List 2"/>
+    <w:basedOn w:val="Normal"/>
+    <w:qFormat/>
+    <w:pPr>
+      <w:spacing w:before="0" w:after="0" w:line="322" w:lineRule="exact"/>
+      <w:ind w:left="2160" w:right="720" w:hanging="720"/>
+    </w:pPr>
+  </w:style>
+  <w:style w:type="paragraph" w:customStyle="1" w:styleId="XdQuoteList3">
+    <w:name w:val="Xd Quote List 3"/>
+    <w:basedOn w:val="Normal"/>
+    <w:qFormat/>
+    <w:pPr>
+      <w:spacing w:before="0" w:after="0" w:line="322" w:lineRule="exact"/>
+      <w:ind w:left="2880" w:right="720" w:hanging="720"/>
     </w:pPr>
   </w:style>
   <w:style w:type="paragraph" w:customStyle="1" w:styleId="XdQuoteOnly">
